--- a/HN-KS26-CNTT3_Nhap-mon-CNTT_Session05_Ex03.docx
+++ b/HN-KS26-CNTT3_Nhap-mon-CNTT_Session05_Ex03.docx
@@ -70,45 +70,83 @@
     </w:p>
     <w:p>
       <w:pPr>
-        <w:ind w:left="1080"/>
-      </w:pPr>
-      <w:r>
-        <w:t>Cấu trúc thư mục</w:t>
-      </w:r>
-      <w:r>
-        <w:t>(</w:t>
-      </w:r>
-      <w:r>
-        <w:t>smart-farm\data\logs, smart-farm\code).</w:t>
-      </w:r>
-    </w:p>
-    <w:p>
-      <w:pPr>
-        <w:ind w:left="1080"/>
-        <w:rPr>
-          <w:lang w:val="fr-FR"/>
-        </w:rPr>
-      </w:pPr>
-      <w:r>
-        <w:rPr>
-          <w:lang w:val="fr-FR"/>
-        </w:rPr>
-        <w:t>Các file (config.json, sensors.py, .env).</w:t>
+        <w:pStyle w:val="NormalWeb"/>
+        <w:ind w:firstLine="720"/>
+      </w:pPr>
+      <w:r>
+        <w:t xml:space="preserve"> Danh sách đường dẫn thư mục: </w:t>
+      </w:r>
+      <w:r>
+        <w:rPr>
+          <w:rStyle w:val="HTMLCode"/>
+        </w:rPr>
+        <w:t>smart-farm\data\logs</w:t>
+      </w:r>
+      <w:r>
+        <w:t xml:space="preserve">, </w:t>
+      </w:r>
+      <w:r>
+        <w:rPr>
+          <w:rStyle w:val="HTMLCode"/>
+        </w:rPr>
+        <w:t>smart-farm\code</w:t>
+      </w:r>
+    </w:p>
+    <w:p>
+      <w:pPr>
+        <w:pStyle w:val="NormalWeb"/>
+        <w:ind w:left="360" w:firstLine="360"/>
+      </w:pPr>
+      <w:r>
+        <w:t xml:space="preserve"> Danh sách file cấu hình: </w:t>
+      </w:r>
+      <w:r>
+        <w:rPr>
+          <w:rStyle w:val="HTMLCode"/>
+        </w:rPr>
+        <w:t>config.json</w:t>
+      </w:r>
+      <w:r>
+        <w:t xml:space="preserve">, </w:t>
+      </w:r>
+      <w:r>
+        <w:rPr>
+          <w:rStyle w:val="HTMLCode"/>
+        </w:rPr>
+        <w:t>sensors.py</w:t>
+      </w:r>
+      <w:r>
+        <w:t xml:space="preserve">, </w:t>
+      </w:r>
+      <w:r>
+        <w:rPr>
+          <w:rStyle w:val="HTMLCode"/>
+        </w:rPr>
+        <w:t>.env</w:t>
+      </w:r>
+    </w:p>
+    <w:p>
+      <w:pPr>
+        <w:pStyle w:val="NormalWeb"/>
+        <w:ind w:left="360" w:firstLine="360"/>
+      </w:pPr>
+      <w:r>
+        <w:t xml:space="preserve"> </w:t>
+      </w:r>
+      <w:r>
+        <w:t xml:space="preserve">Đường dẫn sao chép đích: </w:t>
+      </w:r>
+      <w:r>
+        <w:rPr>
+          <w:rStyle w:val="HTMLCode"/>
+        </w:rPr>
+        <w:t>backup\code_v1</w:t>
       </w:r>
     </w:p>
     <w:p>
       <w:pPr>
         <w:ind w:left="1134"/>
-        <w:rPr>
-          <w:lang w:val="fr-FR"/>
-        </w:rPr>
-      </w:pPr>
-      <w:r>
-        <w:rPr>
-          <w:lang w:val="fr-FR"/>
-        </w:rPr>
-        <w:t>Yêu cầu sao chép thư mục code sang backup\code_v1.</w:t>
-      </w:r>
+      </w:pPr>
     </w:p>
     <w:p>
       <w:pPr>
@@ -127,35 +165,77 @@
     </w:p>
     <w:p>
       <w:pPr>
-        <w:ind w:left="1080"/>
-      </w:pPr>
-      <w:r>
-        <w:t>Thực thi lệnh New-Item với tham số -Force để tạo đường dẫn lồng nhau trong PowerShell.</w:t>
-      </w:r>
-    </w:p>
-    <w:p>
-      <w:pPr>
-        <w:ind w:left="1080"/>
-      </w:pPr>
-      <w:r>
-        <w:t>Thực thi lệnh New-Item truyền mảng danh sách file để khởi tạo đồng thời.</w:t>
-      </w:r>
-    </w:p>
-    <w:p>
-      <w:pPr>
-        <w:ind w:left="1134"/>
-      </w:pPr>
-      <w:r>
-        <w:t xml:space="preserve">Thực thi lệnh Copy-Item với cờ -Recurse để sao chép </w:t>
-      </w:r>
-      <w:proofErr w:type="spellStart"/>
-      <w:r>
-        <w:t>đệ</w:t>
-      </w:r>
-      <w:proofErr w:type="spellEnd"/>
-      <w:r>
-        <w:t xml:space="preserve"> quy toàn bộ thư mục và file bên trong.</w:t>
-      </w:r>
+        <w:pStyle w:val="NormalWeb"/>
+        <w:ind w:left="709" w:firstLine="11"/>
+      </w:pPr>
+      <w:r>
+        <w:t xml:space="preserve"> Khởi tạo toàn bộ cây thư mục cùng lúc bằng </w:t>
+      </w:r>
+      <w:r>
+        <w:rPr>
+          <w:rStyle w:val="HTMLCode"/>
+        </w:rPr>
+        <w:t>New-Item</w:t>
+      </w:r>
+      <w:r>
+        <w:t xml:space="preserve"> (kèm tham số </w:t>
+      </w:r>
+      <w:r>
+        <w:rPr>
+          <w:rStyle w:val="HTMLCode"/>
+        </w:rPr>
+        <w:t>-Force</w:t>
+      </w:r>
+      <w:r>
+        <w:t xml:space="preserve"> để tự tạo các thư mục cha nếu chưa có).</w:t>
+      </w:r>
+    </w:p>
+    <w:p>
+      <w:pPr>
+        <w:pStyle w:val="NormalWeb"/>
+        <w:ind w:firstLine="720"/>
+      </w:pPr>
+      <w:r>
+        <w:t xml:space="preserve"> Khởi tạo đồng loạt 3 file cấu hình trong thư mục code.</w:t>
+      </w:r>
+    </w:p>
+    <w:p>
+      <w:pPr>
+        <w:pStyle w:val="NormalWeb"/>
+        <w:ind w:left="720"/>
+      </w:pPr>
+      <w:r>
+        <w:t xml:space="preserve"> Sao chép thư mục </w:t>
+      </w:r>
+      <w:r>
+        <w:rPr>
+          <w:rStyle w:val="HTMLCode"/>
+        </w:rPr>
+        <w:t>code</w:t>
+      </w:r>
+      <w:r>
+        <w:t xml:space="preserve"> sang </w:t>
+      </w:r>
+      <w:r>
+        <w:rPr>
+          <w:rStyle w:val="HTMLCode"/>
+        </w:rPr>
+        <w:t>backup\code_v1</w:t>
+      </w:r>
+      <w:r>
+        <w:t xml:space="preserve"> bằng </w:t>
+      </w:r>
+      <w:r>
+        <w:rPr>
+          <w:rStyle w:val="HTMLCode"/>
+        </w:rPr>
+        <w:t>Copy-Item</w:t>
+      </w:r>
+    </w:p>
+    <w:p>
+      <w:pPr>
+        <w:ind w:left="720"/>
+      </w:pPr>
     </w:p>
     <w:p>
       <w:pPr>
@@ -174,128 +254,41 @@
     </w:p>
     <w:p>
       <w:pPr>
-        <w:ind w:left="1080"/>
-      </w:pPr>
-      <w:r>
-        <w:t>Cấu trúc hạ tầng hoàn chỉnh trên server:</w:t>
-      </w:r>
-    </w:p>
-    <w:p>
-      <w:pPr>
-        <w:ind w:left="709"/>
-      </w:pPr>
-      <w:proofErr w:type="gramStart"/>
-      <w:r>
-        <w:t>smart-farm</w:t>
-      </w:r>
-      <w:proofErr w:type="gramEnd"/>
-      <w:r>
-        <w:t>/</w:t>
-      </w:r>
-    </w:p>
-    <w:p>
-      <w:pPr>
-        <w:ind w:firstLine="709"/>
-      </w:pPr>
-      <w:r>
-        <w:t>├── code/</w:t>
-      </w:r>
-    </w:p>
-    <w:p>
-      <w:pPr>
-        <w:ind w:firstLine="709"/>
-      </w:pPr>
-      <w:r>
-        <w:t>│   ├── config.json</w:t>
-      </w:r>
-    </w:p>
-    <w:p>
-      <w:pPr>
-        <w:ind w:firstLine="709"/>
-      </w:pPr>
-      <w:r>
-        <w:t>│   ├── sensors.py</w:t>
-      </w:r>
-    </w:p>
-    <w:p>
-      <w:pPr>
-        <w:ind w:firstLine="709"/>
-      </w:pPr>
-      <w:r>
-        <w:t>│   └── .env</w:t>
-      </w:r>
-    </w:p>
-    <w:p>
-      <w:pPr>
-        <w:ind w:firstLine="709"/>
-      </w:pPr>
-      <w:r>
-        <w:t>└── data/</w:t>
-      </w:r>
-    </w:p>
-    <w:p>
-      <w:r>
-        <w:t xml:space="preserve">  </w:t>
-      </w:r>
-      <w:r>
-        <w:tab/>
-      </w:r>
-      <w:r>
-        <w:t>└── logs/</w:t>
-      </w:r>
-    </w:p>
-    <w:p>
-      <w:pPr>
-        <w:ind w:left="720"/>
-      </w:pPr>
-    </w:p>
-    <w:p>
-      <w:pPr>
-        <w:ind w:left="720"/>
-      </w:pPr>
-      <w:r>
-        <w:t>backup/</w:t>
-      </w:r>
-    </w:p>
-    <w:p>
-      <w:pPr>
-        <w:ind w:firstLine="720"/>
-      </w:pPr>
-      <w:r>
-        <w:t>└── code_v1/</w:t>
-      </w:r>
-    </w:p>
-    <w:p>
-      <w:r>
-        <w:t xml:space="preserve">    </w:t>
-      </w:r>
-      <w:r>
-        <w:tab/>
-      </w:r>
-      <w:r>
-        <w:t>├── config.json</w:t>
-      </w:r>
-    </w:p>
-    <w:p>
-      <w:r>
-        <w:t xml:space="preserve">   </w:t>
-      </w:r>
-      <w:r>
-        <w:tab/>
-      </w:r>
-      <w:r>
-        <w:t>├── sensors.py</w:t>
-      </w:r>
-    </w:p>
-    <w:p>
-      <w:r>
-        <w:t xml:space="preserve">    </w:t>
-      </w:r>
-      <w:r>
-        <w:tab/>
-      </w:r>
-      <w:r>
-        <w:t>└── .env</w:t>
+        <w:pStyle w:val="ListParagraph"/>
+        <w:numPr>
+          <w:ilvl w:val="2"/>
+          <w:numId w:val="1"/>
+        </w:numPr>
+        <w:ind w:left="567" w:firstLine="0"/>
+      </w:pPr>
+      <w:r>
+        <w:t>smart-farm/code/ chứa đủ 3 file (config.json, sensors.py, .env).</w:t>
+      </w:r>
+    </w:p>
+    <w:p>
+      <w:pPr>
+        <w:pStyle w:val="ListParagraph"/>
+        <w:numPr>
+          <w:ilvl w:val="2"/>
+          <w:numId w:val="1"/>
+        </w:numPr>
+        <w:ind w:left="567" w:firstLine="0"/>
+      </w:pPr>
+      <w:r>
+        <w:t xml:space="preserve">smart-farm/data/logs/ </w:t>
+      </w:r>
+    </w:p>
+    <w:p>
+      <w:pPr>
+        <w:pStyle w:val="ListParagraph"/>
+        <w:numPr>
+          <w:ilvl w:val="2"/>
+          <w:numId w:val="1"/>
+        </w:numPr>
+        <w:ind w:left="567" w:firstLine="0"/>
+      </w:pPr>
+      <w:r>
+        <w:t>backup/code_v1/ chứa bản sao đầy đủ từ thư mục code</w:t>
       </w:r>
     </w:p>
     <w:p>
@@ -318,7 +311,6 @@
           <w:b/>
           <w:bCs/>
         </w:rPr>
-        <w:lastRenderedPageBreak/>
         <w:t>2. Danh sách câu lệnh PowerShell</w:t>
       </w:r>
     </w:p>
@@ -386,7 +378,7 @@
   <w:abstractNum w:abstractNumId="0" w15:restartNumberingAfterBreak="0">
     <w:nsid w:val="0B02013C"/>
     <w:multiLevelType w:val="multilevel"/>
-    <w:tmpl w:val="2460BEEC"/>
+    <w:tmpl w:val="7EDAD9AA"/>
     <w:lvl w:ilvl="0">
       <w:start w:val="1"/>
       <w:numFmt w:val="bullet"/>
@@ -419,20 +411,15 @@
         <w:sz w:val="20"/>
       </w:rPr>
     </w:lvl>
-    <w:lvl w:ilvl="2" w:tentative="1">
-      <w:start w:val="1"/>
+    <w:lvl w:ilvl="2">
       <w:numFmt w:val="bullet"/>
-      <w:lvlText w:val=""/>
+      <w:lvlText w:val="-"/>
       <w:lvlJc w:val="left"/>
       <w:pPr>
-        <w:tabs>
-          <w:tab w:val="num" w:pos="2160"/>
-        </w:tabs>
         <w:ind w:left="2160" w:hanging="360"/>
       </w:pPr>
       <w:rPr>
-        <w:rFonts w:ascii="Wingdings" w:hAnsi="Wingdings" w:hint="default"/>
-        <w:sz w:val="20"/>
+        <w:rFonts w:ascii="Times New Roman" w:eastAsia="Times New Roman" w:hAnsi="Times New Roman" w:cs="Times New Roman" w:hint="default"/>
       </w:rPr>
     </w:lvl>
     <w:lvl w:ilvl="3" w:tentative="1">
@@ -1454,6 +1441,35 @@
       <w:spacing w:val="5"/>
     </w:rPr>
   </w:style>
+  <w:style w:type="paragraph" w:styleId="NormalWeb">
+    <w:name w:val="Normal (Web)"/>
+    <w:basedOn w:val="Normal"/>
+    <w:uiPriority w:val="99"/>
+    <w:semiHidden/>
+    <w:unhideWhenUsed/>
+    <w:rsid w:val="001C019F"/>
+    <w:pPr>
+      <w:spacing w:before="100" w:beforeAutospacing="1" w:after="100" w:afterAutospacing="1" w:line="240" w:lineRule="auto"/>
+    </w:pPr>
+    <w:rPr>
+      <w:rFonts w:eastAsia="Times New Roman" w:cs="Times New Roman"/>
+      <w:kern w:val="0"/>
+      <w14:ligatures w14:val="none"/>
+    </w:rPr>
+  </w:style>
+  <w:style w:type="character" w:styleId="HTMLCode">
+    <w:name w:val="HTML Code"/>
+    <w:basedOn w:val="DefaultParagraphFont"/>
+    <w:uiPriority w:val="99"/>
+    <w:semiHidden/>
+    <w:unhideWhenUsed/>
+    <w:rsid w:val="001C019F"/>
+    <w:rPr>
+      <w:rFonts w:ascii="Courier New" w:eastAsia="Times New Roman" w:hAnsi="Courier New" w:cs="Courier New"/>
+      <w:sz w:val="20"/>
+      <w:szCs w:val="20"/>
+    </w:rPr>
+  </w:style>
 </w:styles>
 </file>
 
